--- a/tillsyn/A 66957-2021 tillsynsbegäran.docx
+++ b/tillsyn/A 66957-2021 tillsynsbegäran.docx
@@ -238,7 +238,7 @@
     <w:r>
       <w:tab/>
       <w:tab/>
-      <w:t>2025-02-14</w:t>
+      <w:t>2025-02-15</w:t>
       <w:br/>
       <w:br/>
     </w:r>

--- a/tillsyn/A 66957-2021 tillsynsbegäran.docx
+++ b/tillsyn/A 66957-2021 tillsynsbegäran.docx
@@ -238,7 +238,7 @@
     <w:r>
       <w:tab/>
       <w:tab/>
-      <w:t>2025-02-15</w:t>
+      <w:t>2025-02-16</w:t>
       <w:br/>
       <w:br/>
     </w:r>

--- a/tillsyn/A 66957-2021 tillsynsbegäran.docx
+++ b/tillsyn/A 66957-2021 tillsynsbegäran.docx
@@ -238,7 +238,7 @@
     <w:r>
       <w:tab/>
       <w:tab/>
-      <w:t>2025-02-16</w:t>
+      <w:t>2025-02-17</w:t>
       <w:br/>
       <w:br/>
     </w:r>

--- a/tillsyn/A 66957-2021 tillsynsbegäran.docx
+++ b/tillsyn/A 66957-2021 tillsynsbegäran.docx
@@ -238,7 +238,7 @@
     <w:r>
       <w:tab/>
       <w:tab/>
-      <w:t>2025-02-17</w:t>
+      <w:t>2025-02-18</w:t>
       <w:br/>
       <w:br/>
     </w:r>

--- a/tillsyn/A 66957-2021 tillsynsbegäran.docx
+++ b/tillsyn/A 66957-2021 tillsynsbegäran.docx
@@ -238,7 +238,7 @@
     <w:r>
       <w:tab/>
       <w:tab/>
-      <w:t>2025-03-02</w:t>
+      <w:t>2025-03-03</w:t>
       <w:br/>
       <w:br/>
     </w:r>

--- a/tillsyn/A 66957-2021 tillsynsbegäran.docx
+++ b/tillsyn/A 66957-2021 tillsynsbegäran.docx
@@ -238,7 +238,7 @@
     <w:r>
       <w:tab/>
       <w:tab/>
-      <w:t>2025-03-03</w:t>
+      <w:t>2025-03-04</w:t>
       <w:br/>
       <w:br/>
     </w:r>

--- a/tillsyn/A 66957-2021 tillsynsbegäran.docx
+++ b/tillsyn/A 66957-2021 tillsynsbegäran.docx
@@ -238,7 +238,7 @@
     <w:r>
       <w:tab/>
       <w:tab/>
-      <w:t>2025-03-04</w:t>
+      <w:t>2025-03-05</w:t>
       <w:br/>
       <w:br/>
     </w:r>

--- a/tillsyn/A 66957-2021 tillsynsbegäran.docx
+++ b/tillsyn/A 66957-2021 tillsynsbegäran.docx
@@ -238,7 +238,7 @@
     <w:r>
       <w:tab/>
       <w:tab/>
-      <w:t>2025-03-05</w:t>
+      <w:t>2025-03-06</w:t>
       <w:br/>
       <w:br/>
     </w:r>

--- a/tillsyn/A 66957-2021 tillsynsbegäran.docx
+++ b/tillsyn/A 66957-2021 tillsynsbegäran.docx
@@ -238,7 +238,7 @@
     <w:r>
       <w:tab/>
       <w:tab/>
-      <w:t>2025-03-06</w:t>
+      <w:t>2025-03-07</w:t>
       <w:br/>
       <w:br/>
     </w:r>

--- a/tillsyn/A 66957-2021 tillsynsbegäran.docx
+++ b/tillsyn/A 66957-2021 tillsynsbegäran.docx
@@ -238,7 +238,7 @@
     <w:r>
       <w:tab/>
       <w:tab/>
-      <w:t>2025-03-07</w:t>
+      <w:t>2025-03-08</w:t>
       <w:br/>
       <w:br/>
     </w:r>

--- a/tillsyn/A 66957-2021 tillsynsbegäran.docx
+++ b/tillsyn/A 66957-2021 tillsynsbegäran.docx
@@ -238,7 +238,7 @@
     <w:r>
       <w:tab/>
       <w:tab/>
-      <w:t>2025-03-08</w:t>
+      <w:t>2025-03-09</w:t>
       <w:br/>
       <w:br/>
     </w:r>

--- a/tillsyn/A 66957-2021 tillsynsbegäran.docx
+++ b/tillsyn/A 66957-2021 tillsynsbegäran.docx
@@ -238,7 +238,7 @@
     <w:r>
       <w:tab/>
       <w:tab/>
-      <w:t>2025-03-09</w:t>
+      <w:t>2025-03-10</w:t>
       <w:br/>
       <w:br/>
     </w:r>

--- a/tillsyn/A 66957-2021 tillsynsbegäran.docx
+++ b/tillsyn/A 66957-2021 tillsynsbegäran.docx
@@ -238,7 +238,7 @@
     <w:r>
       <w:tab/>
       <w:tab/>
-      <w:t>2025-03-10</w:t>
+      <w:t>2025-03-11</w:t>
       <w:br/>
       <w:br/>
     </w:r>

--- a/tillsyn/A 66957-2021 tillsynsbegäran.docx
+++ b/tillsyn/A 66957-2021 tillsynsbegäran.docx
@@ -238,7 +238,7 @@
     <w:r>
       <w:tab/>
       <w:tab/>
-      <w:t>2025-03-11</w:t>
+      <w:t>2025-03-12</w:t>
       <w:br/>
       <w:br/>
     </w:r>

--- a/tillsyn/A 66957-2021 tillsynsbegäran.docx
+++ b/tillsyn/A 66957-2021 tillsynsbegäran.docx
@@ -238,7 +238,7 @@
     <w:r>
       <w:tab/>
       <w:tab/>
-      <w:t>2025-03-12</w:t>
+      <w:t>2025-03-13</w:t>
       <w:br/>
       <w:br/>
     </w:r>

--- a/tillsyn/A 66957-2021 tillsynsbegäran.docx
+++ b/tillsyn/A 66957-2021 tillsynsbegäran.docx
@@ -238,7 +238,7 @@
     <w:r>
       <w:tab/>
       <w:tab/>
-      <w:t>2025-03-13</w:t>
+      <w:t>2025-03-14</w:t>
       <w:br/>
       <w:br/>
     </w:r>

--- a/tillsyn/A 66957-2021 tillsynsbegäran.docx
+++ b/tillsyn/A 66957-2021 tillsynsbegäran.docx
@@ -238,7 +238,7 @@
     <w:r>
       <w:tab/>
       <w:tab/>
-      <w:t>2025-03-14</w:t>
+      <w:t>2025-03-15</w:t>
       <w:br/>
       <w:br/>
     </w:r>

--- a/tillsyn/A 66957-2021 tillsynsbegäran.docx
+++ b/tillsyn/A 66957-2021 tillsynsbegäran.docx
@@ -238,7 +238,7 @@
     <w:r>
       <w:tab/>
       <w:tab/>
-      <w:t>2025-03-15</w:t>
+      <w:t>2025-03-16</w:t>
       <w:br/>
       <w:br/>
     </w:r>

--- a/tillsyn/A 66957-2021 tillsynsbegäran.docx
+++ b/tillsyn/A 66957-2021 tillsynsbegäran.docx
@@ -238,7 +238,7 @@
     <w:r>
       <w:tab/>
       <w:tab/>
-      <w:t>2025-03-16</w:t>
+      <w:t>2025-03-17</w:t>
       <w:br/>
       <w:br/>
     </w:r>

--- a/tillsyn/A 66957-2021 tillsynsbegäran.docx
+++ b/tillsyn/A 66957-2021 tillsynsbegäran.docx
@@ -238,7 +238,7 @@
     <w:r>
       <w:tab/>
       <w:tab/>
-      <w:t>2025-03-17</w:t>
+      <w:t>2025-03-18</w:t>
       <w:br/>
       <w:br/>
     </w:r>

--- a/tillsyn/A 66957-2021 tillsynsbegäran.docx
+++ b/tillsyn/A 66957-2021 tillsynsbegäran.docx
@@ -238,7 +238,7 @@
     <w:r>
       <w:tab/>
       <w:tab/>
-      <w:t>2025-03-18</w:t>
+      <w:t>2025-03-19</w:t>
       <w:br/>
       <w:br/>
     </w:r>

--- a/tillsyn/A 66957-2021 tillsynsbegäran.docx
+++ b/tillsyn/A 66957-2021 tillsynsbegäran.docx
@@ -238,7 +238,7 @@
     <w:r>
       <w:tab/>
       <w:tab/>
-      <w:t>2025-03-19</w:t>
+      <w:t>2025-03-20</w:t>
       <w:br/>
       <w:br/>
     </w:r>

--- a/tillsyn/A 66957-2021 tillsynsbegäran.docx
+++ b/tillsyn/A 66957-2021 tillsynsbegäran.docx
@@ -238,7 +238,7 @@
     <w:r>
       <w:tab/>
       <w:tab/>
-      <w:t>2025-03-20</w:t>
+      <w:t>2025-03-21</w:t>
       <w:br/>
       <w:br/>
     </w:r>

--- a/tillsyn/A 66957-2021 tillsynsbegäran.docx
+++ b/tillsyn/A 66957-2021 tillsynsbegäran.docx
@@ -238,7 +238,7 @@
     <w:r>
       <w:tab/>
       <w:tab/>
-      <w:t>2025-03-21</w:t>
+      <w:t>2025-03-22</w:t>
       <w:br/>
       <w:br/>
     </w:r>

--- a/tillsyn/A 66957-2021 tillsynsbegäran.docx
+++ b/tillsyn/A 66957-2021 tillsynsbegäran.docx
@@ -238,7 +238,7 @@
     <w:r>
       <w:tab/>
       <w:tab/>
-      <w:t>2025-03-22</w:t>
+      <w:t>2025-03-23</w:t>
       <w:br/>
       <w:br/>
     </w:r>

--- a/tillsyn/A 66957-2021 tillsynsbegäran.docx
+++ b/tillsyn/A 66957-2021 tillsynsbegäran.docx
@@ -238,7 +238,7 @@
     <w:r>
       <w:tab/>
       <w:tab/>
-      <w:t>2025-03-23</w:t>
+      <w:t>2025-03-24</w:t>
       <w:br/>
       <w:br/>
     </w:r>

--- a/tillsyn/A 66957-2021 tillsynsbegäran.docx
+++ b/tillsyn/A 66957-2021 tillsynsbegäran.docx
@@ -238,7 +238,7 @@
     <w:r>
       <w:tab/>
       <w:tab/>
-      <w:t>2025-03-24</w:t>
+      <w:t>2025-03-25</w:t>
       <w:br/>
       <w:br/>
     </w:r>

--- a/tillsyn/A 66957-2021 tillsynsbegäran.docx
+++ b/tillsyn/A 66957-2021 tillsynsbegäran.docx
@@ -238,7 +238,7 @@
     <w:r>
       <w:tab/>
       <w:tab/>
-      <w:t>2025-03-25</w:t>
+      <w:t>2025-03-26</w:t>
       <w:br/>
       <w:br/>
     </w:r>

--- a/tillsyn/A 66957-2021 tillsynsbegäran.docx
+++ b/tillsyn/A 66957-2021 tillsynsbegäran.docx
@@ -238,7 +238,7 @@
     <w:r>
       <w:tab/>
       <w:tab/>
-      <w:t>2025-03-26</w:t>
+      <w:t>2025-03-27</w:t>
       <w:br/>
       <w:br/>
     </w:r>

--- a/tillsyn/A 66957-2021 tillsynsbegäran.docx
+++ b/tillsyn/A 66957-2021 tillsynsbegäran.docx
@@ -238,7 +238,7 @@
     <w:r>
       <w:tab/>
       <w:tab/>
-      <w:t>2025-03-27</w:t>
+      <w:t>2025-03-28</w:t>
       <w:br/>
       <w:br/>
     </w:r>

--- a/tillsyn/A 66957-2021 tillsynsbegäran.docx
+++ b/tillsyn/A 66957-2021 tillsynsbegäran.docx
@@ -238,7 +238,7 @@
     <w:r>
       <w:tab/>
       <w:tab/>
-      <w:t>2025-03-28</w:t>
+      <w:t>2025-03-29</w:t>
       <w:br/>
       <w:br/>
     </w:r>

--- a/tillsyn/A 66957-2021 tillsynsbegäran.docx
+++ b/tillsyn/A 66957-2021 tillsynsbegäran.docx
@@ -238,7 +238,7 @@
     <w:r>
       <w:tab/>
       <w:tab/>
-      <w:t>2025-04-02</w:t>
+      <w:t>2025-04-03</w:t>
       <w:br/>
       <w:br/>
     </w:r>

--- a/tillsyn/A 66957-2021 tillsynsbegäran.docx
+++ b/tillsyn/A 66957-2021 tillsynsbegäran.docx
@@ -238,7 +238,7 @@
     <w:r>
       <w:tab/>
       <w:tab/>
-      <w:t>2025-04-03</w:t>
+      <w:t>2025-04-05</w:t>
       <w:br/>
       <w:br/>
     </w:r>

--- a/tillsyn/A 66957-2021 tillsynsbegäran.docx
+++ b/tillsyn/A 66957-2021 tillsynsbegäran.docx
@@ -238,7 +238,7 @@
     <w:r>
       <w:tab/>
       <w:tab/>
-      <w:t>2025-04-05</w:t>
+      <w:t>2025-04-06</w:t>
       <w:br/>
       <w:br/>
     </w:r>

--- a/tillsyn/A 66957-2021 tillsynsbegäran.docx
+++ b/tillsyn/A 66957-2021 tillsynsbegäran.docx
@@ -238,7 +238,7 @@
     <w:r>
       <w:tab/>
       <w:tab/>
-      <w:t>2025-04-06</w:t>
+      <w:t>2025-04-07</w:t>
       <w:br/>
       <w:br/>
     </w:r>

--- a/tillsyn/A 66957-2021 tillsynsbegäran.docx
+++ b/tillsyn/A 66957-2021 tillsynsbegäran.docx
@@ -238,7 +238,7 @@
     <w:r>
       <w:tab/>
       <w:tab/>
-      <w:t>2025-04-07</w:t>
+      <w:t>2025-04-08</w:t>
       <w:br/>
       <w:br/>
     </w:r>

--- a/tillsyn/A 66957-2021 tillsynsbegäran.docx
+++ b/tillsyn/A 66957-2021 tillsynsbegäran.docx
@@ -238,7 +238,7 @@
     <w:r>
       <w:tab/>
       <w:tab/>
-      <w:t>2025-04-08</w:t>
+      <w:t>2025-04-09</w:t>
       <w:br/>
       <w:br/>
     </w:r>

--- a/tillsyn/A 66957-2021 tillsynsbegäran.docx
+++ b/tillsyn/A 66957-2021 tillsynsbegäran.docx
@@ -110,6 +110,17 @@
         <w:t xml:space="preserve"> (EN), som växer på stuplav (SLU Artdatabanken, 2024; Nitare &amp; Skogsstyrelsen, 2019).</w:t>
       </w:r>
     </w:p>
+    <w:p>
+      <w:r>
+        <w:rPr>
+          <w:b/>
+        </w:rPr>
+        <w:t xml:space="preserve">Vedtrappmossa (NT) </w:t>
+      </w:r>
+      <w:r>
+        <w:t>växer på död ved, främst i gammal granskog. Den förekommer knappast alls i fjällnära barrskogar utan finns i skogslandskapet nedom fjällen och framför allt i landets södra delar är den en mycket bra signalart för barrnaturskog med höga naturvärden. Skogsavverkning och brist på grov död ved i skogen är de allvarligaste hoten och den överlever inte kalhyggesbruk. Lokaler med sluten granskog, tillräckligt stora för att säkerställa ett kontinuerligt tillskott på grova lågor, bör undantas från storskaligt skogsbruk (SLU Artdatabanken, 2024).</w:t>
+      </w:r>
+    </w:p>
     <w:sectPr>
       <w:headerReference w:type="even" r:id="rId8"/>
       <w:headerReference w:type="default" r:id="rId9"/>
@@ -238,7 +249,7 @@
     <w:r>
       <w:tab/>
       <w:tab/>
-      <w:t>2025-04-09</w:t>
+      <w:t>2025-04-10</w:t>
       <w:br/>
       <w:br/>
     </w:r>

--- a/tillsyn/A 66957-2021 tillsynsbegäran.docx
+++ b/tillsyn/A 66957-2021 tillsynsbegäran.docx
@@ -249,7 +249,7 @@
     <w:r>
       <w:tab/>
       <w:tab/>
-      <w:t>2025-04-10</w:t>
+      <w:t>2025-04-11</w:t>
       <w:br/>
       <w:br/>
     </w:r>

--- a/tillsyn/A 66957-2021 tillsynsbegäran.docx
+++ b/tillsyn/A 66957-2021 tillsynsbegäran.docx
@@ -249,7 +249,7 @@
     <w:r>
       <w:tab/>
       <w:tab/>
-      <w:t>2025-04-11</w:t>
+      <w:t>2025-04-12</w:t>
       <w:br/>
       <w:br/>
     </w:r>

--- a/tillsyn/A 66957-2021 tillsynsbegäran.docx
+++ b/tillsyn/A 66957-2021 tillsynsbegäran.docx
@@ -249,7 +249,7 @@
     <w:r>
       <w:tab/>
       <w:tab/>
-      <w:t>2025-04-12</w:t>
+      <w:t>2025-04-13</w:t>
       <w:br/>
       <w:br/>
     </w:r>

--- a/tillsyn/A 66957-2021 tillsynsbegäran.docx
+++ b/tillsyn/A 66957-2021 tillsynsbegäran.docx
@@ -249,7 +249,7 @@
     <w:r>
       <w:tab/>
       <w:tab/>
-      <w:t>2025-04-13</w:t>
+      <w:t>2025-04-14</w:t>
       <w:br/>
       <w:br/>
     </w:r>

--- a/tillsyn/A 66957-2021 tillsynsbegäran.docx
+++ b/tillsyn/A 66957-2021 tillsynsbegäran.docx
@@ -249,7 +249,7 @@
     <w:r>
       <w:tab/>
       <w:tab/>
-      <w:t>2025-04-14</w:t>
+      <w:t>2025-04-15</w:t>
       <w:br/>
       <w:br/>
     </w:r>

--- a/tillsyn/A 66957-2021 tillsynsbegäran.docx
+++ b/tillsyn/A 66957-2021 tillsynsbegäran.docx
@@ -249,7 +249,7 @@
     <w:r>
       <w:tab/>
       <w:tab/>
-      <w:t>2025-04-15</w:t>
+      <w:t>2025-04-16</w:t>
       <w:br/>
       <w:br/>
     </w:r>

--- a/tillsyn/A 66957-2021 tillsynsbegäran.docx
+++ b/tillsyn/A 66957-2021 tillsynsbegäran.docx
@@ -249,7 +249,7 @@
     <w:r>
       <w:tab/>
       <w:tab/>
-      <w:t>2025-04-16</w:t>
+      <w:t>2025-04-17</w:t>
       <w:br/>
       <w:br/>
     </w:r>

--- a/tillsyn/A 66957-2021 tillsynsbegäran.docx
+++ b/tillsyn/A 66957-2021 tillsynsbegäran.docx
@@ -249,7 +249,7 @@
     <w:r>
       <w:tab/>
       <w:tab/>
-      <w:t>2025-04-17</w:t>
+      <w:t>2025-04-18</w:t>
       <w:br/>
       <w:br/>
     </w:r>

--- a/tillsyn/A 66957-2021 tillsynsbegäran.docx
+++ b/tillsyn/A 66957-2021 tillsynsbegäran.docx
@@ -249,7 +249,7 @@
     <w:r>
       <w:tab/>
       <w:tab/>
-      <w:t>2025-04-18</w:t>
+      <w:t>2025-04-19</w:t>
       <w:br/>
       <w:br/>
     </w:r>

--- a/tillsyn/A 66957-2021 tillsynsbegäran.docx
+++ b/tillsyn/A 66957-2021 tillsynsbegäran.docx
@@ -260,7 +260,7 @@
     <w:r>
       <w:tab/>
       <w:tab/>
-      <w:t>2025-05-03</w:t>
+      <w:t>2025-05-04</w:t>
       <w:br/>
       <w:br/>
     </w:r>

--- a/tillsyn/A 66957-2021 tillsynsbegäran.docx
+++ b/tillsyn/A 66957-2021 tillsynsbegäran.docx
@@ -260,7 +260,7 @@
     <w:r>
       <w:tab/>
       <w:tab/>
-      <w:t>2025-05-04</w:t>
+      <w:t>2025-05-06</w:t>
       <w:br/>
       <w:br/>
     </w:r>

--- a/tillsyn/A 66957-2021 tillsynsbegäran.docx
+++ b/tillsyn/A 66957-2021 tillsynsbegäran.docx
@@ -260,7 +260,7 @@
     <w:r>
       <w:tab/>
       <w:tab/>
-      <w:t>2025-05-06</w:t>
+      <w:t>2025-05-07</w:t>
       <w:br/>
       <w:br/>
     </w:r>

--- a/tillsyn/A 66957-2021 tillsynsbegäran.docx
+++ b/tillsyn/A 66957-2021 tillsynsbegäran.docx
@@ -260,7 +260,7 @@
     <w:r>
       <w:tab/>
       <w:tab/>
-      <w:t>2025-05-07</w:t>
+      <w:t>2025-05-08</w:t>
       <w:br/>
       <w:br/>
     </w:r>

--- a/tillsyn/A 66957-2021 tillsynsbegäran.docx
+++ b/tillsyn/A 66957-2021 tillsynsbegäran.docx
@@ -260,7 +260,7 @@
     <w:r>
       <w:tab/>
       <w:tab/>
-      <w:t>2025-05-08</w:t>
+      <w:t>2025-05-09</w:t>
       <w:br/>
       <w:br/>
     </w:r>

--- a/tillsyn/A 66957-2021 tillsynsbegäran.docx
+++ b/tillsyn/A 66957-2021 tillsynsbegäran.docx
@@ -260,7 +260,7 @@
     <w:r>
       <w:tab/>
       <w:tab/>
-      <w:t>2025-05-09</w:t>
+      <w:t>2025-05-10</w:t>
       <w:br/>
       <w:br/>
     </w:r>

--- a/tillsyn/A 66957-2021 tillsynsbegäran.docx
+++ b/tillsyn/A 66957-2021 tillsynsbegäran.docx
@@ -260,7 +260,7 @@
     <w:r>
       <w:tab/>
       <w:tab/>
-      <w:t>2025-05-10</w:t>
+      <w:t>2025-05-11</w:t>
       <w:br/>
       <w:br/>
     </w:r>

--- a/tillsyn/A 66957-2021 tillsynsbegäran.docx
+++ b/tillsyn/A 66957-2021 tillsynsbegäran.docx
@@ -260,7 +260,7 @@
     <w:r>
       <w:tab/>
       <w:tab/>
-      <w:t>2025-05-11</w:t>
+      <w:t>2025-05-12</w:t>
       <w:br/>
       <w:br/>
     </w:r>

--- a/tillsyn/A 66957-2021 tillsynsbegäran.docx
+++ b/tillsyn/A 66957-2021 tillsynsbegäran.docx
@@ -260,7 +260,7 @@
     <w:r>
       <w:tab/>
       <w:tab/>
-      <w:t>2025-05-12</w:t>
+      <w:t>2025-05-13</w:t>
       <w:br/>
       <w:br/>
     </w:r>

--- a/tillsyn/A 66957-2021 tillsynsbegäran.docx
+++ b/tillsyn/A 66957-2021 tillsynsbegäran.docx
@@ -260,7 +260,7 @@
     <w:r>
       <w:tab/>
       <w:tab/>
-      <w:t>2025-05-13</w:t>
+      <w:t>2025-05-14</w:t>
       <w:br/>
       <w:br/>
     </w:r>

--- a/tillsyn/A 66957-2021 tillsynsbegäran.docx
+++ b/tillsyn/A 66957-2021 tillsynsbegäran.docx
@@ -260,7 +260,7 @@
     <w:r>
       <w:tab/>
       <w:tab/>
-      <w:t>2025-05-14</w:t>
+      <w:t>2025-05-15</w:t>
       <w:br/>
       <w:br/>
     </w:r>

--- a/tillsyn/A 66957-2021 tillsynsbegäran.docx
+++ b/tillsyn/A 66957-2021 tillsynsbegäran.docx
@@ -260,7 +260,7 @@
     <w:r>
       <w:tab/>
       <w:tab/>
-      <w:t>2025-05-15</w:t>
+      <w:t>2025-05-16</w:t>
       <w:br/>
       <w:br/>
     </w:r>

--- a/tillsyn/A 66957-2021 tillsynsbegäran.docx
+++ b/tillsyn/A 66957-2021 tillsynsbegäran.docx
@@ -260,7 +260,7 @@
     <w:r>
       <w:tab/>
       <w:tab/>
-      <w:t>2025-05-16</w:t>
+      <w:t>2025-05-17</w:t>
       <w:br/>
       <w:br/>
     </w:r>

--- a/tillsyn/A 66957-2021 tillsynsbegäran.docx
+++ b/tillsyn/A 66957-2021 tillsynsbegäran.docx
@@ -260,7 +260,7 @@
     <w:r>
       <w:tab/>
       <w:tab/>
-      <w:t>2025-05-17</w:t>
+      <w:t>2025-05-18</w:t>
       <w:br/>
       <w:br/>
     </w:r>

--- a/tillsyn/A 66957-2021 tillsynsbegäran.docx
+++ b/tillsyn/A 66957-2021 tillsynsbegäran.docx
@@ -260,7 +260,7 @@
     <w:r>
       <w:tab/>
       <w:tab/>
-      <w:t>2025-05-18</w:t>
+      <w:t>2025-05-19</w:t>
       <w:br/>
       <w:br/>
     </w:r>

--- a/tillsyn/A 66957-2021 tillsynsbegäran.docx
+++ b/tillsyn/A 66957-2021 tillsynsbegäran.docx
@@ -260,7 +260,7 @@
     <w:r>
       <w:tab/>
       <w:tab/>
-      <w:t>2025-05-19</w:t>
+      <w:t>2025-05-20</w:t>
       <w:br/>
       <w:br/>
     </w:r>

--- a/tillsyn/A 66957-2021 tillsynsbegäran.docx
+++ b/tillsyn/A 66957-2021 tillsynsbegäran.docx
@@ -260,7 +260,7 @@
     <w:r>
       <w:tab/>
       <w:tab/>
-      <w:t>2025-05-20</w:t>
+      <w:t>2025-05-21</w:t>
       <w:br/>
       <w:br/>
     </w:r>

--- a/tillsyn/A 66957-2021 tillsynsbegäran.docx
+++ b/tillsyn/A 66957-2021 tillsynsbegäran.docx
@@ -260,7 +260,7 @@
     <w:r>
       <w:tab/>
       <w:tab/>
-      <w:t>2025-05-21</w:t>
+      <w:t>2025-05-22</w:t>
       <w:br/>
       <w:br/>
     </w:r>

--- a/tillsyn/A 66957-2021 tillsynsbegäran.docx
+++ b/tillsyn/A 66957-2021 tillsynsbegäran.docx
@@ -260,7 +260,7 @@
     <w:r>
       <w:tab/>
       <w:tab/>
-      <w:t>2025-05-22</w:t>
+      <w:t>2025-05-23</w:t>
       <w:br/>
       <w:br/>
     </w:r>

--- a/tillsyn/A 66957-2021 tillsynsbegäran.docx
+++ b/tillsyn/A 66957-2021 tillsynsbegäran.docx
@@ -260,7 +260,7 @@
     <w:r>
       <w:tab/>
       <w:tab/>
-      <w:t>2025-05-23</w:t>
+      <w:t>2025-05-24</w:t>
       <w:br/>
       <w:br/>
     </w:r>

--- a/tillsyn/A 66957-2021 tillsynsbegäran.docx
+++ b/tillsyn/A 66957-2021 tillsynsbegäran.docx
@@ -260,7 +260,7 @@
     <w:r>
       <w:tab/>
       <w:tab/>
-      <w:t>2025-05-24</w:t>
+      <w:t>2025-05-25</w:t>
       <w:br/>
       <w:br/>
     </w:r>

--- a/tillsyn/A 66957-2021 tillsynsbegäran.docx
+++ b/tillsyn/A 66957-2021 tillsynsbegäran.docx
@@ -260,7 +260,7 @@
     <w:r>
       <w:tab/>
       <w:tab/>
-      <w:t>2025-05-25</w:t>
+      <w:t>2025-05-26</w:t>
       <w:br/>
       <w:br/>
     </w:r>

--- a/tillsyn/A 66957-2021 tillsynsbegäran.docx
+++ b/tillsyn/A 66957-2021 tillsynsbegäran.docx
@@ -260,7 +260,7 @@
     <w:r>
       <w:tab/>
       <w:tab/>
-      <w:t>2025-05-26</w:t>
+      <w:t>2025-05-27</w:t>
       <w:br/>
       <w:br/>
     </w:r>

--- a/tillsyn/A 66957-2021 tillsynsbegäran.docx
+++ b/tillsyn/A 66957-2021 tillsynsbegäran.docx
@@ -260,7 +260,7 @@
     <w:r>
       <w:tab/>
       <w:tab/>
-      <w:t>2025-05-27</w:t>
+      <w:t>2025-05-30</w:t>
       <w:br/>
       <w:br/>
     </w:r>

--- a/tillsyn/A 66957-2021 tillsynsbegäran.docx
+++ b/tillsyn/A 66957-2021 tillsynsbegäran.docx
@@ -260,7 +260,7 @@
     <w:r>
       <w:tab/>
       <w:tab/>
-      <w:t>2025-05-30</w:t>
+      <w:t>2025-06-01</w:t>
       <w:br/>
       <w:br/>
     </w:r>

--- a/tillsyn/A 66957-2021 tillsynsbegäran.docx
+++ b/tillsyn/A 66957-2021 tillsynsbegäran.docx
@@ -260,7 +260,7 @@
     <w:r>
       <w:tab/>
       <w:tab/>
-      <w:t>2025-06-01</w:t>
+      <w:t>2025-06-02</w:t>
       <w:br/>
       <w:br/>
     </w:r>

--- a/tillsyn/A 66957-2021 tillsynsbegäran.docx
+++ b/tillsyn/A 66957-2021 tillsynsbegäran.docx
@@ -260,7 +260,7 @@
     <w:r>
       <w:tab/>
       <w:tab/>
-      <w:t>2025-06-02</w:t>
+      <w:t>2025-06-03</w:t>
       <w:br/>
       <w:br/>
     </w:r>

--- a/tillsyn/A 66957-2021 tillsynsbegäran.docx
+++ b/tillsyn/A 66957-2021 tillsynsbegäran.docx
@@ -260,7 +260,7 @@
     <w:r>
       <w:tab/>
       <w:tab/>
-      <w:t>2025-06-03</w:t>
+      <w:t>2025-06-04</w:t>
       <w:br/>
       <w:br/>
     </w:r>

--- a/tillsyn/A 66957-2021 tillsynsbegäran.docx
+++ b/tillsyn/A 66957-2021 tillsynsbegäran.docx
@@ -260,7 +260,7 @@
     <w:r>
       <w:tab/>
       <w:tab/>
-      <w:t>2025-06-04</w:t>
+      <w:t>2025-06-05</w:t>
       <w:br/>
       <w:br/>
     </w:r>

--- a/tillsyn/A 66957-2021 tillsynsbegäran.docx
+++ b/tillsyn/A 66957-2021 tillsynsbegäran.docx
@@ -260,7 +260,7 @@
     <w:r>
       <w:tab/>
       <w:tab/>
-      <w:t>2025-06-13</w:t>
+      <w:t>2025-06-15</w:t>
       <w:br/>
       <w:br/>
     </w:r>

--- a/tillsyn/A 66957-2021 tillsynsbegäran.docx
+++ b/tillsyn/A 66957-2021 tillsynsbegäran.docx
@@ -260,7 +260,7 @@
     <w:r>
       <w:tab/>
       <w:tab/>
-      <w:t>2025-06-15</w:t>
+      <w:t>2025-06-16</w:t>
       <w:br/>
       <w:br/>
     </w:r>

--- a/tillsyn/A 66957-2021 tillsynsbegäran.docx
+++ b/tillsyn/A 66957-2021 tillsynsbegäran.docx
@@ -260,7 +260,7 @@
     <w:r>
       <w:tab/>
       <w:tab/>
-      <w:t>2025-06-16</w:t>
+      <w:t>2025-06-17</w:t>
       <w:br/>
       <w:br/>
     </w:r>

--- a/tillsyn/A 66957-2021 tillsynsbegäran.docx
+++ b/tillsyn/A 66957-2021 tillsynsbegäran.docx
@@ -260,7 +260,7 @@
     <w:r>
       <w:tab/>
       <w:tab/>
-      <w:t>2025-06-17</w:t>
+      <w:t>2025-06-18</w:t>
       <w:br/>
       <w:br/>
     </w:r>

--- a/tillsyn/A 66957-2021 tillsynsbegäran.docx
+++ b/tillsyn/A 66957-2021 tillsynsbegäran.docx
@@ -260,7 +260,7 @@
     <w:r>
       <w:tab/>
       <w:tab/>
-      <w:t>2025-06-18</w:t>
+      <w:t>2025-06-19</w:t>
       <w:br/>
       <w:br/>
     </w:r>

--- a/tillsyn/A 66957-2021 tillsynsbegäran.docx
+++ b/tillsyn/A 66957-2021 tillsynsbegäran.docx
@@ -260,7 +260,7 @@
     <w:r>
       <w:tab/>
       <w:tab/>
-      <w:t>2025-06-19</w:t>
+      <w:t>2025-06-20</w:t>
       <w:br/>
       <w:br/>
     </w:r>

--- a/tillsyn/A 66957-2021 tillsynsbegäran.docx
+++ b/tillsyn/A 66957-2021 tillsynsbegäran.docx
@@ -260,7 +260,7 @@
     <w:r>
       <w:tab/>
       <w:tab/>
-      <w:t>2025-06-20</w:t>
+      <w:t>2025-06-21</w:t>
       <w:br/>
       <w:br/>
     </w:r>

--- a/tillsyn/A 66957-2021 tillsynsbegäran.docx
+++ b/tillsyn/A 66957-2021 tillsynsbegäran.docx
@@ -260,7 +260,7 @@
     <w:r>
       <w:tab/>
       <w:tab/>
-      <w:t>2025-06-21</w:t>
+      <w:t>2025-06-22</w:t>
       <w:br/>
       <w:br/>
     </w:r>

--- a/tillsyn/A 66957-2021 tillsynsbegäran.docx
+++ b/tillsyn/A 66957-2021 tillsynsbegäran.docx
@@ -260,7 +260,7 @@
     <w:r>
       <w:tab/>
       <w:tab/>
-      <w:t>2025-06-22</w:t>
+      <w:t>2025-06-23</w:t>
       <w:br/>
       <w:br/>
     </w:r>

--- a/tillsyn/A 66957-2021 tillsynsbegäran.docx
+++ b/tillsyn/A 66957-2021 tillsynsbegäran.docx
@@ -260,7 +260,7 @@
     <w:r>
       <w:tab/>
       <w:tab/>
-      <w:t>2025-06-23</w:t>
+      <w:t>2025-06-24</w:t>
       <w:br/>
       <w:br/>
     </w:r>

--- a/tillsyn/A 66957-2021 tillsynsbegäran.docx
+++ b/tillsyn/A 66957-2021 tillsynsbegäran.docx
@@ -260,7 +260,7 @@
     <w:r>
       <w:tab/>
       <w:tab/>
-      <w:t>2025-06-24</w:t>
+      <w:t>2025-06-25</w:t>
       <w:br/>
       <w:br/>
     </w:r>

--- a/tillsyn/A 66957-2021 tillsynsbegäran.docx
+++ b/tillsyn/A 66957-2021 tillsynsbegäran.docx
@@ -260,7 +260,7 @@
     <w:r>
       <w:tab/>
       <w:tab/>
-      <w:t>2025-06-25</w:t>
+      <w:t>2025-06-26</w:t>
       <w:br/>
       <w:br/>
     </w:r>

--- a/tillsyn/A 66957-2021 tillsynsbegäran.docx
+++ b/tillsyn/A 66957-2021 tillsynsbegäran.docx
@@ -260,7 +260,7 @@
     <w:r>
       <w:tab/>
       <w:tab/>
-      <w:t>2025-06-26</w:t>
+      <w:t>2025-06-27</w:t>
       <w:br/>
       <w:br/>
     </w:r>

--- a/tillsyn/A 66957-2021 tillsynsbegäran.docx
+++ b/tillsyn/A 66957-2021 tillsynsbegäran.docx
@@ -260,7 +260,7 @@
     <w:r>
       <w:tab/>
       <w:tab/>
-      <w:t>2025-06-27</w:t>
+      <w:t>2025-06-28</w:t>
       <w:br/>
       <w:br/>
     </w:r>

--- a/tillsyn/A 66957-2021 tillsynsbegäran.docx
+++ b/tillsyn/A 66957-2021 tillsynsbegäran.docx
@@ -260,7 +260,7 @@
     <w:r>
       <w:tab/>
       <w:tab/>
-      <w:t>2025-06-28</w:t>
+      <w:t>2025-06-29</w:t>
       <w:br/>
       <w:br/>
     </w:r>

--- a/tillsyn/A 66957-2021 tillsynsbegäran.docx
+++ b/tillsyn/A 66957-2021 tillsynsbegäran.docx
@@ -260,7 +260,7 @@
     <w:r>
       <w:tab/>
       <w:tab/>
-      <w:t>2025-06-29</w:t>
+      <w:t>2025-06-30</w:t>
       <w:br/>
       <w:br/>
     </w:r>

--- a/tillsyn/A 66957-2021 tillsynsbegäran.docx
+++ b/tillsyn/A 66957-2021 tillsynsbegäran.docx
@@ -260,7 +260,7 @@
     <w:r>
       <w:tab/>
       <w:tab/>
-      <w:t>2025-06-30</w:t>
+      <w:t>2025-07-01</w:t>
       <w:br/>
       <w:br/>
     </w:r>

--- a/tillsyn/A 66957-2021 tillsynsbegäran.docx
+++ b/tillsyn/A 66957-2021 tillsynsbegäran.docx
@@ -260,7 +260,7 @@
     <w:r>
       <w:tab/>
       <w:tab/>
-      <w:t>2025-07-01</w:t>
+      <w:t>2025-07-02</w:t>
       <w:br/>
       <w:br/>
     </w:r>

--- a/tillsyn/A 66957-2021 tillsynsbegäran.docx
+++ b/tillsyn/A 66957-2021 tillsynsbegäran.docx
@@ -260,7 +260,7 @@
     <w:r>
       <w:tab/>
       <w:tab/>
-      <w:t>2025-07-02</w:t>
+      <w:t>2025-07-03</w:t>
       <w:br/>
       <w:br/>
     </w:r>

--- a/tillsyn/A 66957-2021 tillsynsbegäran.docx
+++ b/tillsyn/A 66957-2021 tillsynsbegäran.docx
@@ -260,7 +260,7 @@
     <w:r>
       <w:tab/>
       <w:tab/>
-      <w:t>2025-07-03</w:t>
+      <w:t>2025-07-04</w:t>
       <w:br/>
       <w:br/>
     </w:r>

--- a/tillsyn/A 66957-2021 tillsynsbegäran.docx
+++ b/tillsyn/A 66957-2021 tillsynsbegäran.docx
@@ -260,7 +260,7 @@
     <w:r>
       <w:tab/>
       <w:tab/>
-      <w:t>2025-07-04</w:t>
+      <w:t>2025-07-05</w:t>
       <w:br/>
       <w:br/>
     </w:r>

--- a/tillsyn/A 66957-2021 tillsynsbegäran.docx
+++ b/tillsyn/A 66957-2021 tillsynsbegäran.docx
@@ -260,7 +260,7 @@
     <w:r>
       <w:tab/>
       <w:tab/>
-      <w:t>2025-07-05</w:t>
+      <w:t>2025-07-06</w:t>
       <w:br/>
       <w:br/>
     </w:r>

--- a/tillsyn/A 66957-2021 tillsynsbegäran.docx
+++ b/tillsyn/A 66957-2021 tillsynsbegäran.docx
@@ -260,7 +260,7 @@
     <w:r>
       <w:tab/>
       <w:tab/>
-      <w:t>2025-07-06</w:t>
+      <w:t>2025-07-07</w:t>
       <w:br/>
       <w:br/>
     </w:r>

--- a/tillsyn/A 66957-2021 tillsynsbegäran.docx
+++ b/tillsyn/A 66957-2021 tillsynsbegäran.docx
@@ -260,7 +260,7 @@
     <w:r>
       <w:tab/>
       <w:tab/>
-      <w:t>2025-07-07</w:t>
+      <w:t>2025-07-08</w:t>
       <w:br/>
       <w:br/>
     </w:r>

--- a/tillsyn/A 66957-2021 tillsynsbegäran.docx
+++ b/tillsyn/A 66957-2021 tillsynsbegäran.docx
@@ -260,7 +260,7 @@
     <w:r>
       <w:tab/>
       <w:tab/>
-      <w:t>2025-07-08</w:t>
+      <w:t>2025-07-09</w:t>
       <w:br/>
       <w:br/>
     </w:r>

--- a/tillsyn/A 66957-2021 tillsynsbegäran.docx
+++ b/tillsyn/A 66957-2021 tillsynsbegäran.docx
@@ -260,7 +260,7 @@
     <w:r>
       <w:tab/>
       <w:tab/>
-      <w:t>2025-07-09</w:t>
+      <w:t>2025-07-11</w:t>
       <w:br/>
       <w:br/>
     </w:r>

--- a/tillsyn/A 66957-2021 tillsynsbegäran.docx
+++ b/tillsyn/A 66957-2021 tillsynsbegäran.docx
@@ -260,7 +260,7 @@
     <w:r>
       <w:tab/>
       <w:tab/>
-      <w:t>2025-07-11</w:t>
+      <w:t>2025-07-12</w:t>
       <w:br/>
       <w:br/>
     </w:r>

--- a/tillsyn/A 66957-2021 tillsynsbegäran.docx
+++ b/tillsyn/A 66957-2021 tillsynsbegäran.docx
@@ -260,7 +260,7 @@
     <w:r>
       <w:tab/>
       <w:tab/>
-      <w:t>2025-07-12</w:t>
+      <w:t>2025-07-13</w:t>
       <w:br/>
       <w:br/>
     </w:r>

--- a/tillsyn/A 66957-2021 tillsynsbegäran.docx
+++ b/tillsyn/A 66957-2021 tillsynsbegäran.docx
@@ -260,7 +260,7 @@
     <w:r>
       <w:tab/>
       <w:tab/>
-      <w:t>2025-07-13</w:t>
+      <w:t>2025-07-14</w:t>
       <w:br/>
       <w:br/>
     </w:r>

--- a/tillsyn/A 66957-2021 tillsynsbegäran.docx
+++ b/tillsyn/A 66957-2021 tillsynsbegäran.docx
@@ -260,7 +260,7 @@
     <w:r>
       <w:tab/>
       <w:tab/>
-      <w:t>2025-08-06</w:t>
+      <w:t>2025-08-09</w:t>
       <w:br/>
       <w:br/>
     </w:r>
